--- a/files/SWDY_Valuation_Study_05-08-2026_public.docx
+++ b/files/SWDY_Valuation_Study_05-08-2026_public.docx
@@ -12376,7 +12376,7 @@
           <w:color w:val="1C3A36"/>
           <w:sz w:val="21"/>
         </w:rPr>
-        <w:t>Four choices in the cost of capital above are legitimately arguable, and external reviewers have argued them. Rather than defend each in prose, each alternative is computed and its value published here, so a reader who prefers a different convention can take the number directly.</w:t>
+        <w:t>Five choices in the cost of capital above are legitimately arguable, and external reviewers have argued them. Rather than defend each in prose, each alternative is computed and its value published here, so a reader who prefers a different convention can take the number directly.</w:t>
       </w:r>
     </w:p>
     <w:tbl>
@@ -12700,6 +12700,79 @@
                 <w:sz w:val="16"/>
               </w:rPr>
               <w:t>Net debt is the quantity the bridge subtracts; using it in both places keeps the two consistent, and it is the more conservative of the two</w:t>
+            </w:r>
+          </w:p>
+        </w:tc>
+      </w:tr>
+      <w:tr>
+        <w:tc>
+          <w:tcPr>
+            <w:tcW w:type="dxa" w:w="2477"/>
+          </w:tcPr>
+          <w:p>
+            <w:pPr>
+              <w:spacing w:after="20"/>
+            </w:pPr>
+            <w:r>
+              <w:rPr>
+                <w:color w:val="1C3A36"/>
+                <w:sz w:val="16"/>
+              </w:rPr>
+              <w:t>Cost of debt on currency composition (13.0%): the disclosed coupon on each currency leg, unadjusted</w:t>
+            </w:r>
+          </w:p>
+        </w:tc>
+        <w:tc>
+          <w:tcPr>
+            <w:tcW w:type="dxa" w:w="2664"/>
+          </w:tcPr>
+          <w:p>
+            <w:pPr>
+              <w:spacing w:after="20"/>
+              <w:jc w:val="right"/>
+            </w:pPr>
+            <w:r>
+              <w:rPr>
+                <w:color w:val="1C3A36"/>
+                <w:sz w:val="16"/>
+              </w:rPr>
+              <w:t>EGP-equivalent (18.7%): the hard-currency legs loaded with the pound's own 5.4%/year forecast depreciation, under uncovered interest parity</w:t>
+            </w:r>
+          </w:p>
+        </w:tc>
+        <w:tc>
+          <w:tcPr>
+            <w:tcW w:type="dxa" w:w="1843"/>
+          </w:tcPr>
+          <w:p>
+            <w:pPr>
+              <w:spacing w:after="20"/>
+              <w:jc w:val="right"/>
+            </w:pPr>
+            <w:r>
+              <w:rPr>
+                <w:color w:val="1C3A36"/>
+                <w:sz w:val="16"/>
+              </w:rPr>
+              <w:t>EGP 62.69 (-0.41)</w:t>
+            </w:r>
+          </w:p>
+        </w:tc>
+        <w:tc>
+          <w:tcPr>
+            <w:tcW w:type="dxa" w:w="3096"/>
+          </w:tcPr>
+          <w:p>
+            <w:pPr>
+              <w:spacing w:after="20"/>
+              <w:jc w:val="right"/>
+            </w:pPr>
+            <w:r>
+              <w:rPr>
+                <w:color w:val="1C3A36"/>
+                <w:sz w:val="16"/>
+              </w:rPr>
+              <w:t>Net debt carries only 8.1% of the capital structure, so even this 660-basis-point swing in Kd moves the fair value by well under 1% — smaller than it looks. CAUTION: keeping the currency-composition basis as primary means the hard-currency debt is carried at its coupon rate, not compensated for devaluation risk beyond what this forecast's own exchange-rate path already assumes</w:t>
             </w:r>
           </w:p>
         </w:tc>
